--- a/files/Updated By Rob/FLAG Application 2026.docx
+++ b/files/Updated By Rob/FLAG Application 2026.docx
@@ -16,7 +16,7 @@
       </w:pPr>
       <w:r>
         <w:rPr>
-          <w:rFonts w:ascii="Segoe UI Black" w:hAnsi="Segoe UI Black"/>
+          <w:rFonts w:ascii="Stencil" w:hAnsi="Stencil"/>
           <w:noProof/>
           <w:sz w:val="68"/>
           <w:szCs w:val="68"/>
@@ -161,23 +161,13 @@
       </w:r>
       <w:r>
         <w:rPr>
-          <w:rFonts w:ascii="Segoe UI Black" w:eastAsia="Arial" w:hAnsi="Segoe UI Black" w:cs="Arial"/>
+          <w:rFonts w:ascii="Stencil" w:eastAsia="Arial" w:hAnsi="Stencil" w:cs="Arial"/>
           <w:color w:val="000000"/>
           <w:w w:val="99"/>
           <w:sz w:val="68"/>
           <w:szCs w:val="68"/>
         </w:rPr>
-        <w:t>FLAG Applicatio</w:t>
-      </w:r>
-      <w:r>
-        <w:rPr>
-          <w:rFonts w:ascii="Segoe UI Black" w:eastAsia="Arial" w:hAnsi="Segoe UI Black" w:cs="Arial"/>
-          <w:color w:val="000000"/>
-          <w:w w:val="99"/>
-          <w:sz w:val="68"/>
-          <w:szCs w:val="68"/>
-        </w:rPr>
-        <w:t>n</w:t>
+        <w:t>FLAG Application</w:t>
       </w:r>
     </w:p>
     <w:p>
@@ -1666,7 +1656,6 @@
         </w:rPr>
         <w:t>/</w:t>
       </w:r>
-      <w:proofErr w:type="spellStart"/>
       <w:r>
         <w:rPr>
           <w:rFonts w:ascii="Arial" w:eastAsia="Arial" w:hAnsi="Arial" w:cs="Arial"/>
@@ -1690,20 +1679,7 @@
           <w:sz w:val="20"/>
           <w:szCs w:val="20"/>
         </w:rPr>
-        <w:t>tc</w:t>
-      </w:r>
-      <w:proofErr w:type="spellEnd"/>
-      <w:r>
-        <w:rPr>
-          <w:rFonts w:ascii="Arial" w:eastAsia="Arial" w:hAnsi="Arial" w:cs="Arial"/>
-          <w:b/>
-          <w:bCs/>
-          <w:color w:val="000000"/>
-          <w:w w:val="99"/>
-          <w:sz w:val="20"/>
-          <w:szCs w:val="20"/>
-        </w:rPr>
-        <w:t>:</w:t>
+        <w:t>tc:</w:t>
       </w:r>
       <w:r>
         <w:rPr>
@@ -4087,7 +4063,6 @@
         </w:rPr>
         <w:t xml:space="preserve"> </w:t>
       </w:r>
-      <w:proofErr w:type="spellStart"/>
       <w:r>
         <w:rPr>
           <w:rFonts w:ascii="Arial" w:eastAsia="Arial" w:hAnsi="Arial" w:cs="Arial"/>
@@ -4100,7 +4075,6 @@
         </w:rPr>
         <w:t>s</w:t>
       </w:r>
-      <w:proofErr w:type="spellEnd"/>
       <w:r>
         <w:rPr>
           <w:rFonts w:ascii="Arial" w:eastAsia="Arial" w:hAnsi="Arial" w:cs="Arial"/>
@@ -7713,20 +7687,18 @@
         <w:br/>
         <w:t xml:space="preserve">Other </w:t>
       </w:r>
-      <w:proofErr w:type="gramStart"/>
-      <w:r>
-        <w:rPr>
-          <w:rFonts w:ascii="Arial" w:eastAsia="Arial" w:hAnsi="Arial" w:cs="Arial"/>
-          <w:b/>
-          <w:bCs/>
-          <w:color w:val="000000"/>
-          <w:w w:val="99"/>
-          <w:sz w:val="20"/>
-          <w:szCs w:val="20"/>
-        </w:rPr>
-        <w:t>Social Media</w:t>
-      </w:r>
-      <w:proofErr w:type="gramEnd"/>
+      <w:r>
+        <w:rPr>
+          <w:rFonts w:ascii="Arial" w:eastAsia="Arial" w:hAnsi="Arial" w:cs="Arial"/>
+          <w:b/>
+          <w:bCs/>
+          <w:color w:val="000000"/>
+          <w:w w:val="99"/>
+          <w:sz w:val="20"/>
+          <w:szCs w:val="20"/>
+        </w:rPr>
+        <w:t>social media</w:t>
+      </w:r>
       <w:r>
         <w:rPr>
           <w:rFonts w:ascii="Arial" w:eastAsia="Arial" w:hAnsi="Arial" w:cs="Arial"/>
@@ -8581,31 +8553,17 @@
         </w:rPr>
         <w:t xml:space="preserve">Dues may be paid by </w:t>
       </w:r>
-      <w:proofErr w:type="spellStart"/>
-      <w:r>
-        <w:rPr>
-          <w:rFonts w:ascii="Arial" w:eastAsia="Arial" w:hAnsi="Arial" w:cs="Arial"/>
-          <w:b/>
-          <w:bCs/>
-          <w:color w:val="000000"/>
-          <w:w w:val="99"/>
-          <w:sz w:val="20"/>
-          <w:szCs w:val="20"/>
-        </w:rPr>
-        <w:t>Paypal</w:t>
-      </w:r>
-      <w:proofErr w:type="spellEnd"/>
-      <w:r>
-        <w:rPr>
-          <w:rFonts w:ascii="Arial" w:eastAsia="Arial" w:hAnsi="Arial" w:cs="Arial"/>
-          <w:b/>
-          <w:bCs/>
-          <w:color w:val="000000"/>
-          <w:w w:val="99"/>
-          <w:sz w:val="20"/>
-          <w:szCs w:val="20"/>
-        </w:rPr>
-        <w:t>, Venmo</w:t>
+      <w:r>
+        <w:rPr>
+          <w:rFonts w:ascii="Arial" w:eastAsia="Arial" w:hAnsi="Arial" w:cs="Arial"/>
+          <w:b/>
+          <w:bCs/>
+          <w:color w:val="000000"/>
+          <w:w w:val="99"/>
+          <w:sz w:val="20"/>
+          <w:szCs w:val="20"/>
+        </w:rPr>
+        <w:t>Paypal, Venmo</w:t>
       </w:r>
       <w:r>
         <w:rPr>
@@ -8713,33 +8671,7 @@
           <w:sz w:val="20"/>
           <w:szCs w:val="20"/>
         </w:rPr>
-        <w:t xml:space="preserve"> </w:t>
-      </w:r>
-      <w:proofErr w:type="spellStart"/>
-      <w:r>
-        <w:rPr>
-          <w:rFonts w:ascii="Arial" w:eastAsia="Arial" w:hAnsi="Arial" w:cs="Arial"/>
-          <w:b/>
-          <w:bCs/>
-          <w:color w:val="000000"/>
-          <w:w w:val="99"/>
-          <w:sz w:val="20"/>
-          <w:szCs w:val="20"/>
-        </w:rPr>
-        <w:t>Paypal</w:t>
-      </w:r>
-      <w:proofErr w:type="spellEnd"/>
-      <w:r>
-        <w:rPr>
-          <w:rFonts w:ascii="Arial" w:eastAsia="Arial" w:hAnsi="Arial" w:cs="Arial"/>
-          <w:b/>
-          <w:bCs/>
-          <w:color w:val="000000"/>
-          <w:w w:val="99"/>
-          <w:sz w:val="20"/>
-          <w:szCs w:val="20"/>
-        </w:rPr>
-        <w:t xml:space="preserve">, please </w:t>
+        <w:t xml:space="preserve"> Paypal, please </w:t>
       </w:r>
       <w:r>
         <w:rPr>
@@ -8888,33 +8820,7 @@
           <w:sz w:val="20"/>
           <w:szCs w:val="20"/>
         </w:rPr>
-        <w:t xml:space="preserve">Fits Like </w:t>
-      </w:r>
-      <w:proofErr w:type="gramStart"/>
-      <w:r>
-        <w:rPr>
-          <w:rFonts w:ascii="Stencil" w:eastAsia="Arial" w:hAnsi="Stencil" w:cs="Arial"/>
-          <w:b/>
-          <w:bCs/>
-          <w:color w:val="000000"/>
-          <w:w w:val="99"/>
-          <w:sz w:val="20"/>
-          <w:szCs w:val="20"/>
-        </w:rPr>
-        <w:t>A</w:t>
-      </w:r>
-      <w:proofErr w:type="gramEnd"/>
-      <w:r>
-        <w:rPr>
-          <w:rFonts w:ascii="Stencil" w:eastAsia="Arial" w:hAnsi="Stencil" w:cs="Arial"/>
-          <w:b/>
-          <w:bCs/>
-          <w:color w:val="000000"/>
-          <w:w w:val="99"/>
-          <w:sz w:val="20"/>
-          <w:szCs w:val="20"/>
-        </w:rPr>
-        <w:t xml:space="preserve"> Glove, </w:t>
+        <w:t xml:space="preserve">Fits Like A Glove, </w:t>
       </w:r>
       <w:r>
         <w:rPr>
@@ -9782,23 +9688,26 @@
       </w:pPr>
       <w:r>
         <w:rPr>
+          <w:rFonts w:ascii="Segoe UI Black" w:hAnsi="Segoe UI Black"/>
           <w:noProof/>
+          <w:sz w:val="68"/>
+          <w:szCs w:val="68"/>
         </w:rPr>
         <mc:AlternateContent>
           <mc:Choice Requires="wpg">
             <w:drawing>
-              <wp:anchor distT="0" distB="0" distL="114300" distR="114300" simplePos="0" relativeHeight="251661312" behindDoc="1" locked="0" layoutInCell="0" allowOverlap="1" wp14:anchorId="2E7625A2" wp14:editId="523CC532">
+              <wp:anchor distT="0" distB="0" distL="114300" distR="114300" simplePos="0" relativeHeight="251663360" behindDoc="1" locked="0" layoutInCell="0" allowOverlap="1" wp14:anchorId="1EFF34D1" wp14:editId="5C61A50A">
                 <wp:simplePos x="0" y="0"/>
                 <wp:positionH relativeFrom="margin">
-                  <wp:posOffset>-458750</wp:posOffset>
+                  <wp:posOffset>-457200</wp:posOffset>
                 </wp:positionH>
-                <wp:positionV relativeFrom="paragraph">
-                  <wp:posOffset>46538</wp:posOffset>
+                <wp:positionV relativeFrom="margin">
+                  <wp:posOffset>8731885</wp:posOffset>
                 </wp:positionV>
-                <wp:extent cx="6859550" cy="342900"/>
-                <wp:effectExtent l="0" t="0" r="0" b="0"/>
+                <wp:extent cx="6854825" cy="107315"/>
+                <wp:effectExtent l="0" t="0" r="3175" b="6985"/>
                 <wp:wrapNone/>
-                <wp:docPr id="68" name="drawingObject68"/>
+                <wp:docPr id="770433893" name="drawingObject62"/>
                 <wp:cNvGraphicFramePr/>
                 <a:graphic xmlns:a="http://schemas.openxmlformats.org/drawingml/2006/main">
                   <a:graphicData uri="http://schemas.microsoft.com/office/word/2010/wordprocessingGroup">
@@ -9807,19 +9716,19 @@
                       <wpg:grpSpPr>
                         <a:xfrm>
                           <a:off x="0" y="0"/>
-                          <a:ext cx="6859550" cy="342900"/>
+                          <a:ext cx="6854825" cy="107315"/>
                           <a:chOff x="0" y="0"/>
-                          <a:chExt cx="5966587" cy="343534"/>
+                          <a:chExt cx="5966586" cy="296671"/>
                         </a:xfrm>
                         <a:noFill/>
                       </wpg:grpSpPr>
                       <wps:wsp>
-                        <wps:cNvPr id="69" name="Shape 69"/>
+                        <wps:cNvPr id="254247535" name="Shape 63"/>
                         <wps:cNvSpPr/>
                         <wps:spPr>
                           <a:xfrm>
-                            <a:off x="0" y="114300"/>
-                            <a:ext cx="5943600" cy="229234"/>
+                            <a:off x="0" y="0"/>
+                            <a:ext cx="5965825" cy="295909"/>
                           </a:xfrm>
                           <a:custGeom>
                             <a:avLst/>
@@ -9828,56 +9737,15 @@
                             <a:cxnLst/>
                             <a:rect l="0" t="0" r="0" b="0"/>
                             <a:pathLst>
-                              <a:path w="5943600" h="229234">
-                                <a:moveTo>
-                                  <a:pt x="0" y="229234"/>
-                                </a:moveTo>
-                                <a:lnTo>
-                                  <a:pt x="0" y="0"/>
-                                </a:lnTo>
-                                <a:lnTo>
-                                  <a:pt x="5943600" y="0"/>
-                                </a:lnTo>
-                                <a:lnTo>
-                                  <a:pt x="5943600" y="229234"/>
-                                </a:lnTo>
-                                <a:lnTo>
-                                  <a:pt x="0" y="229234"/>
-                                </a:lnTo>
-                                <a:close/>
-                              </a:path>
-                            </a:pathLst>
-                          </a:custGeom>
-                          <a:solidFill>
-                            <a:srgbClr val="FFFFFF"/>
-                          </a:solidFill>
-                        </wps:spPr>
-                        <wps:bodyPr vertOverflow="overflow" horzOverflow="overflow" vert="horz" lIns="91440" tIns="45720" rIns="91440" bIns="45720" anchor="t"/>
-                      </wps:wsp>
-                      <wps:wsp>
-                        <wps:cNvPr id="70" name="Shape 70"/>
-                        <wps:cNvSpPr/>
-                        <wps:spPr>
-                          <a:xfrm>
-                            <a:off x="0" y="0"/>
-                            <a:ext cx="5965825" cy="114300"/>
-                          </a:xfrm>
-                          <a:custGeom>
-                            <a:avLst/>
-                            <a:gdLst/>
-                            <a:ahLst/>
-                            <a:cxnLst/>
-                            <a:rect l="0" t="0" r="0" b="0"/>
-                            <a:pathLst>
-                              <a:path w="5965825" h="114300">
+                              <a:path w="5965825" h="295909">
                                 <a:moveTo>
                                   <a:pt x="0" y="0"/>
                                 </a:moveTo>
                                 <a:lnTo>
-                                  <a:pt x="0" y="114300"/>
+                                  <a:pt x="0" y="295909"/>
                                 </a:lnTo>
                                 <a:lnTo>
-                                  <a:pt x="5965825" y="114300"/>
+                                  <a:pt x="5965825" y="295909"/>
                                 </a:lnTo>
                                 <a:lnTo>
                                   <a:pt x="5965825" y="0"/>
@@ -9896,12 +9764,12 @@
                         <wps:bodyPr vertOverflow="overflow" horzOverflow="overflow" vert="horz" lIns="91440" tIns="45720" rIns="91440" bIns="45720" anchor="t"/>
                       </wps:wsp>
                       <wps:wsp>
-                        <wps:cNvPr id="71" name="Shape 71"/>
+                        <wps:cNvPr id="1845434958" name="Shape 64"/>
                         <wps:cNvSpPr/>
                         <wps:spPr>
                           <a:xfrm>
-                            <a:off x="762" y="761"/>
-                            <a:ext cx="5965825" cy="114300"/>
+                            <a:off x="761" y="761"/>
+                            <a:ext cx="5965825" cy="295909"/>
                           </a:xfrm>
                           <a:custGeom>
                             <a:avLst/>
@@ -9910,15 +9778,15 @@
                             <a:cxnLst/>
                             <a:rect l="0" t="0" r="0" b="0"/>
                             <a:pathLst>
-                              <a:path w="5965825" h="114300">
+                              <a:path w="5965825" h="295909">
                                 <a:moveTo>
                                   <a:pt x="0" y="0"/>
                                 </a:moveTo>
                                 <a:lnTo>
-                                  <a:pt x="0" y="114300"/>
+                                  <a:pt x="0" y="295909"/>
                                 </a:lnTo>
                                 <a:lnTo>
-                                  <a:pt x="5965825" y="114300"/>
+                                  <a:pt x="5965825" y="295909"/>
                                 </a:lnTo>
                                 <a:lnTo>
                                   <a:pt x="5965825" y="0"/>
@@ -9942,22 +9810,22 @@
                 <wp14:sizeRelH relativeFrom="margin">
                   <wp14:pctWidth>0</wp14:pctWidth>
                 </wp14:sizeRelH>
+                <wp14:sizeRelV relativeFrom="margin">
+                  <wp14:pctHeight>0</wp14:pctHeight>
+                </wp14:sizeRelV>
               </wp:anchor>
             </w:drawing>
           </mc:Choice>
           <mc:Fallback>
             <w:pict>
-              <v:group w14:anchorId="5E0CD3FB" id="drawingObject68" o:spid="_x0000_s1026" style="position:absolute;margin-left:-36.1pt;margin-top:3.65pt;width:540.1pt;height:27pt;z-index:-251655168;mso-position-horizontal-relative:margin;mso-width-relative:margin" coordsize="59665,3435" o:gfxdata="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" o:allowincell="f">
-                <v:shape id="Shape 69" o:spid="_x0000_s1027" style="position:absolute;top:1143;width:59436;height:2292;visibility:visible;mso-wrap-style:square;v-text-anchor:top" coordsize="5943600,229234" o:gfxdata="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" path="m,229234l,,5943600,r,229234l,229234xe" stroked="f">
-                  <v:path arrowok="t" textboxrect="0,0,5943600,229234"/>
+              <v:group w14:anchorId="1F3E51E5" id="drawingObject62" o:spid="_x0000_s1026" style="position:absolute;margin-left:-36pt;margin-top:687.55pt;width:539.75pt;height:8.45pt;z-index:-251653120;mso-position-horizontal-relative:margin;mso-position-vertical-relative:margin;mso-width-relative:margin;mso-height-relative:margin" coordsize="59665,2966" o:gfxdata="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" o:allowincell="f">
+                <v:shape id="Shape 63" o:spid="_x0000_s1027" style="position:absolute;width:59658;height:2959;visibility:visible;mso-wrap-style:square;v-text-anchor:top" coordsize="5965825,295909" o:gfxdata="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" path="m,l,295909r5965825,l5965825,,,xe" fillcolor="black" stroked="f">
+                  <v:path arrowok="t" textboxrect="0,0,5965825,295909"/>
                 </v:shape>
-                <v:shape id="Shape 70" o:spid="_x0000_s1028" style="position:absolute;width:59658;height:1143;visibility:visible;mso-wrap-style:square;v-text-anchor:top" coordsize="5965825,114300" o:gfxdata="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" path="m,l,114300r5965825,l5965825,,,xe" fillcolor="black" stroked="f">
-                  <v:path arrowok="t" textboxrect="0,0,5965825,114300"/>
+                <v:shape id="Shape 64" o:spid="_x0000_s1028" style="position:absolute;left:7;top:7;width:59658;height:2959;visibility:visible;mso-wrap-style:square;v-text-anchor:top" coordsize="5965825,295909" o:gfxdata="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" path="m,l,295909r5965825,l5965825,,,xe" fillcolor="black" stroked="f">
+                  <v:path arrowok="t" textboxrect="0,0,5965825,295909"/>
                 </v:shape>
-                <v:shape id="Shape 71" o:spid="_x0000_s1029" style="position:absolute;left:7;top:7;width:59658;height:1143;visibility:visible;mso-wrap-style:square;v-text-anchor:top" coordsize="5965825,114300" o:gfxdata="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" path="m,l,114300r5965825,l5965825,,,xe" fillcolor="black" stroked="f">
-                  <v:path arrowok="t" textboxrect="0,0,5965825,114300"/>
-                </v:shape>
-                <w10:wrap anchorx="margin"/>
+                <w10:wrap anchorx="margin" anchory="margin"/>
               </v:group>
             </w:pict>
           </mc:Fallback>
@@ -9991,7 +9859,7 @@
         <w:spacing w:line="239" w:lineRule="auto"/>
         <w:ind w:right="-23"/>
         <w:rPr>
-          <w:rFonts w:ascii="Arial" w:eastAsia="Arial" w:hAnsi="Arial" w:cs="Arial"/>
+          <w:rFonts w:ascii="Stencil" w:eastAsia="Arial" w:hAnsi="Stencil" w:cs="Arial"/>
           <w:b/>
           <w:bCs/>
           <w:color w:val="000000"/>
@@ -10002,7 +9870,7 @@
       </w:pPr>
       <w:r>
         <w:rPr>
-          <w:rFonts w:ascii="Arial Black" w:eastAsia="Arial Black" w:hAnsi="Arial Black" w:cs="Arial Black"/>
+          <w:rFonts w:ascii="Stencil" w:eastAsia="Arial Black" w:hAnsi="Stencil" w:cs="Arial Black"/>
           <w:color w:val="000000"/>
           <w:w w:val="99"/>
           <w:sz w:val="20"/>
@@ -10012,7 +9880,7 @@
       </w:r>
       <w:r>
         <w:rPr>
-          <w:rFonts w:ascii="Arial Black" w:eastAsia="Arial Black" w:hAnsi="Arial Black" w:cs="Arial Black"/>
+          <w:rFonts w:ascii="Stencil" w:eastAsia="Arial Black" w:hAnsi="Stencil" w:cs="Arial Black"/>
           <w:color w:val="000000"/>
           <w:sz w:val="20"/>
           <w:szCs w:val="20"/>
@@ -10021,7 +9889,7 @@
       </w:r>
       <w:r>
         <w:rPr>
-          <w:rFonts w:ascii="Arial Black" w:eastAsia="Arial Black" w:hAnsi="Arial Black" w:cs="Arial Black"/>
+          <w:rFonts w:ascii="Stencil" w:eastAsia="Arial Black" w:hAnsi="Stencil" w:cs="Arial Black"/>
           <w:color w:val="000000"/>
           <w:w w:val="99"/>
           <w:sz w:val="20"/>
@@ -10031,7 +9899,7 @@
       </w:r>
       <w:r>
         <w:rPr>
-          <w:rFonts w:ascii="Arial Black" w:eastAsia="Arial Black" w:hAnsi="Arial Black" w:cs="Arial Black"/>
+          <w:rFonts w:ascii="Stencil" w:eastAsia="Arial Black" w:hAnsi="Stencil" w:cs="Arial Black"/>
           <w:color w:val="000000"/>
           <w:sz w:val="20"/>
           <w:szCs w:val="20"/>
@@ -10040,7 +9908,7 @@
       </w:r>
       <w:r>
         <w:rPr>
-          <w:rFonts w:ascii="Arial Black" w:eastAsia="Arial Black" w:hAnsi="Arial Black" w:cs="Arial Black"/>
+          <w:rFonts w:ascii="Stencil" w:eastAsia="Arial Black" w:hAnsi="Stencil" w:cs="Arial Black"/>
           <w:color w:val="000000"/>
           <w:w w:val="99"/>
           <w:sz w:val="20"/>
@@ -10050,7 +9918,7 @@
       </w:r>
       <w:r>
         <w:rPr>
-          <w:rFonts w:ascii="Arial Black" w:eastAsia="Arial Black" w:hAnsi="Arial Black" w:cs="Arial Black"/>
+          <w:rFonts w:ascii="Stencil" w:eastAsia="Arial Black" w:hAnsi="Stencil" w:cs="Arial Black"/>
           <w:color w:val="000000"/>
           <w:sz w:val="20"/>
           <w:szCs w:val="20"/>
@@ -10059,7 +9927,7 @@
       </w:r>
       <w:r>
         <w:rPr>
-          <w:rFonts w:ascii="Arial Black" w:eastAsia="Arial Black" w:hAnsi="Arial Black" w:cs="Arial Black"/>
+          <w:rFonts w:ascii="Stencil" w:eastAsia="Arial Black" w:hAnsi="Stencil" w:cs="Arial Black"/>
           <w:color w:val="000000"/>
           <w:spacing w:val="1"/>
           <w:w w:val="99"/>
@@ -10070,7 +9938,7 @@
       </w:r>
       <w:r>
         <w:rPr>
-          <w:rFonts w:ascii="Arial Black" w:eastAsia="Arial Black" w:hAnsi="Arial Black" w:cs="Arial Black"/>
+          <w:rFonts w:ascii="Stencil" w:eastAsia="Arial Black" w:hAnsi="Stencil" w:cs="Arial Black"/>
           <w:color w:val="000000"/>
           <w:w w:val="99"/>
           <w:sz w:val="20"/>
@@ -10080,7 +9948,7 @@
       </w:r>
       <w:r>
         <w:rPr>
-          <w:rFonts w:ascii="Arial Black" w:eastAsia="Arial Black" w:hAnsi="Arial Black" w:cs="Arial Black"/>
+          <w:rFonts w:ascii="Stencil" w:eastAsia="Arial Black" w:hAnsi="Stencil" w:cs="Arial Black"/>
           <w:color w:val="000000"/>
           <w:spacing w:val="1"/>
           <w:w w:val="99"/>
@@ -10091,7 +9959,7 @@
       </w:r>
       <w:r>
         <w:rPr>
-          <w:rFonts w:ascii="Arial Black" w:eastAsia="Arial Black" w:hAnsi="Arial Black" w:cs="Arial Black"/>
+          <w:rFonts w:ascii="Stencil" w:eastAsia="Arial Black" w:hAnsi="Stencil" w:cs="Arial Black"/>
           <w:color w:val="000000"/>
           <w:w w:val="99"/>
           <w:sz w:val="20"/>
@@ -10101,7 +9969,7 @@
       </w:r>
       <w:r>
         <w:rPr>
-          <w:rFonts w:ascii="Arial Black" w:eastAsia="Arial Black" w:hAnsi="Arial Black" w:cs="Arial Black"/>
+          <w:rFonts w:ascii="Stencil" w:eastAsia="Arial Black" w:hAnsi="Stencil" w:cs="Arial Black"/>
           <w:color w:val="000000"/>
           <w:sz w:val="20"/>
           <w:szCs w:val="20"/>
@@ -10110,7 +9978,7 @@
       </w:r>
       <w:r>
         <w:rPr>
-          <w:rFonts w:ascii="Arial Black" w:eastAsia="Arial Black" w:hAnsi="Arial Black" w:cs="Arial Black"/>
+          <w:rFonts w:ascii="Stencil" w:eastAsia="Arial Black" w:hAnsi="Stencil" w:cs="Arial Black"/>
           <w:color w:val="000000"/>
           <w:w w:val="99"/>
           <w:sz w:val="20"/>
@@ -10120,7 +9988,7 @@
       </w:r>
       <w:r>
         <w:rPr>
-          <w:rFonts w:ascii="Arial Black" w:eastAsia="Arial Black" w:hAnsi="Arial Black" w:cs="Arial Black"/>
+          <w:rFonts w:ascii="Stencil" w:eastAsia="Arial Black" w:hAnsi="Stencil" w:cs="Arial Black"/>
           <w:color w:val="000000"/>
           <w:sz w:val="20"/>
           <w:szCs w:val="20"/>
@@ -10129,7 +9997,7 @@
       </w:r>
       <w:r>
         <w:rPr>
-          <w:rFonts w:ascii="Arial Black" w:eastAsia="Arial Black" w:hAnsi="Arial Black" w:cs="Arial Black"/>
+          <w:rFonts w:ascii="Stencil" w:eastAsia="Arial Black" w:hAnsi="Stencil" w:cs="Arial Black"/>
           <w:color w:val="000000"/>
           <w:w w:val="99"/>
           <w:sz w:val="20"/>
@@ -10139,7 +10007,7 @@
       </w:r>
       <w:r>
         <w:rPr>
-          <w:rFonts w:ascii="Arial Black" w:eastAsia="Arial Black" w:hAnsi="Arial Black" w:cs="Arial Black"/>
+          <w:rFonts w:ascii="Stencil" w:eastAsia="Arial Black" w:hAnsi="Stencil" w:cs="Arial Black"/>
           <w:color w:val="000000"/>
           <w:spacing w:val="1"/>
           <w:w w:val="99"/>
@@ -10150,7 +10018,7 @@
       </w:r>
       <w:r>
         <w:rPr>
-          <w:rFonts w:ascii="Arial Black" w:eastAsia="Arial Black" w:hAnsi="Arial Black" w:cs="Arial Black"/>
+          <w:rFonts w:ascii="Stencil" w:eastAsia="Arial Black" w:hAnsi="Stencil" w:cs="Arial Black"/>
           <w:color w:val="000000"/>
           <w:w w:val="99"/>
           <w:sz w:val="20"/>
@@ -10160,7 +10028,7 @@
       </w:r>
       <w:r>
         <w:rPr>
-          <w:rFonts w:ascii="Arial Black" w:eastAsia="Arial Black" w:hAnsi="Arial Black" w:cs="Arial Black"/>
+          <w:rFonts w:ascii="Stencil" w:eastAsia="Arial Black" w:hAnsi="Stencil" w:cs="Arial Black"/>
           <w:color w:val="000000"/>
           <w:sz w:val="20"/>
           <w:szCs w:val="20"/>
@@ -10169,7 +10037,7 @@
       </w:r>
       <w:r>
         <w:rPr>
-          <w:rFonts w:ascii="Arial Black" w:eastAsia="Arial Black" w:hAnsi="Arial Black" w:cs="Arial Black"/>
+          <w:rFonts w:ascii="Stencil" w:eastAsia="Arial Black" w:hAnsi="Stencil" w:cs="Arial Black"/>
           <w:color w:val="000000"/>
           <w:w w:val="99"/>
           <w:sz w:val="20"/>
@@ -10179,7 +10047,7 @@
       </w:r>
       <w:r>
         <w:rPr>
-          <w:rFonts w:ascii="Arial Black" w:eastAsia="Arial Black" w:hAnsi="Arial Black" w:cs="Arial Black"/>
+          <w:rFonts w:ascii="Stencil" w:eastAsia="Arial Black" w:hAnsi="Stencil" w:cs="Arial Black"/>
           <w:color w:val="000000"/>
           <w:spacing w:val="6"/>
           <w:sz w:val="20"/>
@@ -10189,7 +10057,7 @@
       </w:r>
       <w:r>
         <w:rPr>
-          <w:rFonts w:ascii="Arial Black" w:eastAsia="Arial Black" w:hAnsi="Arial Black" w:cs="Arial Black"/>
+          <w:rFonts w:ascii="Stencil" w:eastAsia="Arial Black" w:hAnsi="Stencil" w:cs="Arial Black"/>
           <w:color w:val="000000"/>
           <w:w w:val="99"/>
           <w:sz w:val="20"/>
